--- a/docs/ТЗ Beatstore неделя 1.docx
+++ b/docs/ТЗ Beatstore неделя 1.docx
@@ -31,7 +31,7 @@
         <w:jc w:val="both"/>
       </w:pPr>
       <w:r>
-        <w:t>Разработчик: Поладов Михаил Заурович, группа ПИ 21/1.</w:t>
+        <w:t>Разработчик: Поладов Михаил Заурович, группа ПИ 31/1.</w:t>
       </w:r>
     </w:p>
     <w:p>
